--- a/scratch/scratch-looper-cheat.docx
+++ b/scratch/scratch-looper-cheat.docx
@@ -94,6 +94,56 @@
           <w:szCs w:val="72"/>
         </w:rPr>
         <w:t>Looper</w:t>
+      </w:r>
+      <w:r>
+        <w:rPr>
+          <w:b/>
+          <w:bCs/>
+          <w:color w:val="0070C0"/>
+          <w:sz w:val="72"/>
+          <w:szCs w:val="72"/>
+        </w:rPr>
+        <w:t xml:space="preserve"> </w:t>
+      </w:r>
+      <w:r>
+        <w:rPr>
+          <w:b/>
+          <w:bCs/>
+          <w:color w:val="0070C0"/>
+          <w:sz w:val="72"/>
+          <w:szCs w:val="72"/>
+        </w:rPr>
+        <w:t>C</w:t>
+      </w:r>
+      <w:r>
+        <w:rPr>
+          <w:b/>
+          <w:bCs/>
+          <w:color w:val="0070C0"/>
+          <w:sz w:val="72"/>
+          <w:szCs w:val="72"/>
+        </w:rPr>
+        <w:t>heat-</w:t>
+      </w:r>
+      <w:r>
+        <w:rPr>
+          <w:b/>
+          <w:bCs/>
+          <w:color w:val="0070C0"/>
+          <w:sz w:val="72"/>
+          <w:szCs w:val="72"/>
+        </w:rPr>
+        <w:t>S</w:t>
+      </w:r>
+      <w:r>
+        <w:rPr>
+          <w:b/>
+          <w:bCs/>
+          <w:color w:val="0070C0"/>
+          <w:sz w:val="72"/>
+          <w:szCs w:val="72"/>
+        </w:rPr>
+        <w:t>heet</w:t>
       </w:r>
     </w:p>
     <w:p/>
